--- a/resources/dist/mapmaker/sheets/louisiana-purchase-1803-1806-student-sheet-es.docx
+++ b/resources/dist/mapmaker/sheets/louisiana-purchase-1803-1806-student-sheet-es.docx
@@ -64,7 +64,7 @@
         </w:rPr>
         <w:t xml:space="preserve">Abre el mapa en MapMaker: </w:t>
       </w:r>
-      <w:hyperlink w:history="1" r:id="rIdfye8z5kgsj6rhct8xezra">
+      <w:hyperlink w:history="1" r:id="rIdjy-wlwbghfmuxdqza0ghj">
         <w:r>
           <w:rPr>
             <w:i/>

--- a/resources/dist/mapmaker/sheets/louisiana-purchase-1803-1806-student-sheet-es.docx
+++ b/resources/dist/mapmaker/sheets/louisiana-purchase-1803-1806-student-sheet-es.docx
@@ -64,7 +64,7 @@
         </w:rPr>
         <w:t xml:space="preserve">Abre el mapa en MapMaker: </w:t>
       </w:r>
-      <w:hyperlink w:history="1" r:id="rIdjy-wlwbghfmuxdqza0ghj">
+      <w:hyperlink w:history="1" r:id="rIdkkfoapotoldawqlgaisqg">
         <w:r>
           <w:rPr>
             <w:i/>

--- a/resources/dist/mapmaker/sheets/louisiana-purchase-1803-1806-student-sheet-es.docx
+++ b/resources/dist/mapmaker/sheets/louisiana-purchase-1803-1806-student-sheet-es.docx
@@ -64,7 +64,7 @@
         </w:rPr>
         <w:t xml:space="preserve">Abre el mapa en MapMaker: </w:t>
       </w:r>
-      <w:hyperlink w:history="1" r:id="rIdkkfoapotoldawqlgaisqg">
+      <w:hyperlink w:history="1" r:id="rIdmnvxfavrng4ptse8e5eof">
         <w:r>
           <w:rPr>
             <w:i/>
@@ -842,7 +842,7 @@
       <w:pStyle w:val="Credits"/>
     </w:pPr>
     <w:r>
-      <w:t xml:space="preserve">La compra de Luisiana y el Cuerpo de Descubrimiento, 1803–1806, 0.7.0.</w:t>
+      <w:t xml:space="preserve">La compra de Luisiana y el Cuerpo de Descubrimiento, 1803–1806, 0.7.1.</w:t>
     </w:r>
   </w:p>
 </w:ftr>

--- a/resources/dist/mapmaker/sheets/louisiana-purchase-1803-1806-student-sheet-es.docx
+++ b/resources/dist/mapmaker/sheets/louisiana-purchase-1803-1806-student-sheet-es.docx
@@ -55,7 +55,7 @@
     </w:p>
     <w:p>
       <w:pPr>
-        <w:spacing w:after="40"/>
+        <w:spacing w:after="160"/>
       </w:pPr>
       <w:r>
         <w:rPr>
@@ -64,7 +64,7 @@
         </w:rPr>
         <w:t xml:space="preserve">Abre el mapa en MapMaker: </w:t>
       </w:r>
-      <w:hyperlink w:history="1" r:id="rIdmnvxfavrng4ptse8e5eof">
+      <w:hyperlink w:history="1" r:id="rIdnvafkz_fttq1b5ecduz-h">
         <w:r>
           <w:rPr>
             <w:i/>
@@ -78,15 +78,6 @@
     </w:p>
     <w:p>
       <w:pPr>
-        <w:pStyle w:val="Credits"/>
-        <w:spacing w:after="160"/>
-      </w:pPr>
-      <w:r>
-        <w:t xml:space="preserve">Dirección del mapa: https://mpmkr.maps.arcgis.com/apps/instant/atlas/index.html?appid=0cd1cdee853c413a84bfe4b9a6931f0d&amp;webmap=f8af7269e5c14e69b060d6184d04ff85</w:t>
-      </w:r>
-    </w:p>
-    <w:p>
-      <w:pPr>
         <w:pStyle w:val="Heading2"/>
         <w:spacing w:after="20" w:before="80"/>
       </w:pPr>
@@ -768,19 +759,6 @@
       </w:pPr>
       <w:r>
         <w:t xml:space="preserve"/>
-      </w:r>
-    </w:p>
-    <w:p>
-      <w:pPr>
-        <w:pStyle w:val="Credits"/>
-        <w:spacing w:before="60" w:line="190"/>
-      </w:pPr>
-      <w:r>
-        <w:rPr>
-          <w:sz w:val="16"/>
-          <w:szCs w:val="16"/>
-        </w:rPr>
-        <w:t xml:space="preserve">Datos del mapa: MapMaker catalogue (US territorial acquisitions); RESOLVE Ecoregions 2017, via Esri (MapMaker catalogue); U.S. Geological Survey Watershed Boundary Dataset, via Esri (MapMaker catalogue); National Park Service, Lewis and Clark National Historic Trail; National Park Service, from Robert Bergantino, Montana Bureau of Mines and Geology.</w:t>
       </w:r>
     </w:p>
     <w:sectPr>

--- a/resources/dist/mapmaker/sheets/louisiana-purchase-1803-1806-student-sheet-es.docx
+++ b/resources/dist/mapmaker/sheets/louisiana-purchase-1803-1806-student-sheet-es.docx
@@ -64,7 +64,7 @@
         </w:rPr>
         <w:t xml:space="preserve">Abre el mapa en MapMaker: </w:t>
       </w:r>
-      <w:hyperlink w:history="1" r:id="rIdnvafkz_fttq1b5ecduz-h">
+      <w:hyperlink w:history="1" r:id="rIdedqiwy9nxi55shajobvgf">
         <w:r>
           <w:rPr>
             <w:i/>

--- a/resources/dist/mapmaker/sheets/louisiana-purchase-1803-1806-student-sheet-es.docx
+++ b/resources/dist/mapmaker/sheets/louisiana-purchase-1803-1806-student-sheet-es.docx
@@ -64,7 +64,7 @@
         </w:rPr>
         <w:t xml:space="preserve">Abre el mapa en MapMaker: </w:t>
       </w:r>
-      <w:hyperlink w:history="1" r:id="rIdedqiwy9nxi55shajobvgf">
+      <w:hyperlink w:history="1" r:id="rIdgjy9leoxxw_wm2o_varn_">
         <w:r>
           <w:rPr>
             <w:i/>
@@ -820,7 +820,7 @@
       <w:pStyle w:val="Credits"/>
     </w:pPr>
     <w:r>
-      <w:t xml:space="preserve">La compra de Luisiana y el Cuerpo de Descubrimiento, 1803–1806, 0.7.1.</w:t>
+      <w:t xml:space="preserve">La compra de Luisiana y el Cuerpo de Descubrimiento, 1803–1806, 0.7.2.</w:t>
     </w:r>
   </w:p>
 </w:ftr>

--- a/resources/dist/mapmaker/sheets/louisiana-purchase-1803-1806-student-sheet-es.docx
+++ b/resources/dist/mapmaker/sheets/louisiana-purchase-1803-1806-student-sheet-es.docx
@@ -64,7 +64,7 @@
         </w:rPr>
         <w:t xml:space="preserve">Abre el mapa en MapMaker: </w:t>
       </w:r>
-      <w:hyperlink w:history="1" r:id="rIdgjy9leoxxw_wm2o_varn_">
+      <w:hyperlink w:history="1" r:id="rIdrlqtacw-9hclpm8-brycx">
         <w:r>
           <w:rPr>
             <w:i/>

--- a/resources/dist/mapmaker/sheets/louisiana-purchase-1803-1806-student-sheet-es.docx
+++ b/resources/dist/mapmaker/sheets/louisiana-purchase-1803-1806-student-sheet-es.docx
@@ -64,7 +64,7 @@
         </w:rPr>
         <w:t xml:space="preserve">Abre el mapa en MapMaker: </w:t>
       </w:r>
-      <w:hyperlink w:history="1" r:id="rIdrlqtacw-9hclpm8-brycx">
+      <w:hyperlink w:history="1" r:id="rIdkuqa5p5axrk-saibsmlia">
         <w:r>
           <w:rPr>
             <w:i/>

--- a/resources/dist/mapmaker/sheets/louisiana-purchase-1803-1806-student-sheet-es.docx
+++ b/resources/dist/mapmaker/sheets/louisiana-purchase-1803-1806-student-sheet-es.docx
@@ -64,7 +64,7 @@
         </w:rPr>
         <w:t xml:space="preserve">Abre el mapa en MapMaker: </w:t>
       </w:r>
-      <w:hyperlink w:history="1" r:id="rIdkuqa5p5axrk-saibsmlia">
+      <w:hyperlink w:history="1" r:id="rIdtng1h1d8-7z1ovnlhp4hp">
         <w:r>
           <w:rPr>
             <w:i/>
